--- a/AI for Businesses day plan.docx
+++ b/AI for Businesses day plan.docx
@@ -4,6 +4,9 @@
   <w:body>
     <w:p>
       <w:r>
+        <w:rPr>
+          <w:noProof/>
+        </w:rPr>
         <w:drawing>
           <wp:inline distT="0" distB="0" distL="0" distR="0" wp14:anchorId="3DCF9848" wp14:editId="55773314">
             <wp:extent cx="5731510" cy="3409315"/>
@@ -257,13 +260,8 @@
         </w:rPr>
       </w:pPr>
       <w:r>
-        <w:rPr>
-          <w:noProof/>
-        </w:rPr>
-      </w:r>
-      <w:r>
-        <w:pict w14:anchorId="18A6F2F3">
-          <v:rect id="Horizontal Line 1" o:spid="_x0000_s1033" style="width:451.3pt;height:.1pt;visibility:visible;mso-wrap-style:square;mso-left-percent:-10001;mso-top-percent:-10001;mso-position-horizontal:absolute;mso-position-horizontal-relative:char;mso-position-vertical:absolute;mso-position-vertical-relative:line;mso-left-percent:-10001;mso-top-percent:-10001;v-text-anchor:top" o:gfxdata="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" filled="f">
+        <w:pict w14:anchorId="461354E4">
+          <v:rect id="Horizontal Line 1" o:spid="_x0000_s1033" alt="" style="width:451.3pt;height:.1pt;visibility:visible;mso-wrap-style:square;mso-width-percent:0;mso-height-percent:0;mso-left-percent:-10001;mso-top-percent:-10001;mso-position-horizontal:absolute;mso-position-horizontal-relative:char;mso-position-vertical:absolute;mso-position-vertical-relative:line;mso-width-percent:0;mso-height-percent:0;mso-left-percent:-10001;mso-top-percent:-10001;v-text-anchor:top" filled="f">
             <o:lock v:ext="edit" rotation="t" aspectratio="t" verticies="t" text="t" shapetype="t"/>
             <w10:anchorlock/>
           </v:rect>
@@ -822,7 +820,7 @@
           <w:kern w:val="0"/>
           <w:lang w:eastAsia="en-GB"/>
         </w:rPr>
-        <w:pict w14:anchorId="707DB7E4">
+        <w:pict w14:anchorId="32A20906">
           <v:rect id="_x0000_i1036" alt="" style="width:451.3pt;height:.05pt;mso-width-percent:0;mso-height-percent:0;mso-width-percent:0;mso-height-percent:0" o:hralign="center" o:hrstd="t" o:hr="t" fillcolor="#a0a0a0" stroked="f"/>
         </w:pict>
       </w:r>
@@ -1382,7 +1380,7 @@
           <w:kern w:val="0"/>
           <w:lang w:eastAsia="en-GB"/>
         </w:rPr>
-        <w:pict w14:anchorId="0E7AD8BE">
+        <w:pict w14:anchorId="12F2FB6E">
           <v:rect id="_x0000_i1035" alt="" style="width:451.3pt;height:.05pt;mso-width-percent:0;mso-height-percent:0;mso-width-percent:0;mso-height-percent:0" o:hralign="center" o:hrstd="t" o:hr="t" fillcolor="#a0a0a0" stroked="f"/>
         </w:pict>
       </w:r>
@@ -1933,7 +1931,7 @@
           <w:kern w:val="0"/>
           <w:lang w:eastAsia="en-GB"/>
         </w:rPr>
-        <w:pict w14:anchorId="02903AE0">
+        <w:pict w14:anchorId="5DEB78B3">
           <v:rect id="_x0000_i1034" alt="" style="width:451.3pt;height:.05pt;mso-width-percent:0;mso-height-percent:0;mso-width-percent:0;mso-height-percent:0" o:hralign="center" o:hrstd="t" o:hr="t" fillcolor="#a0a0a0" stroked="f"/>
         </w:pict>
       </w:r>
@@ -2415,7 +2413,7 @@
           <w:kern w:val="0"/>
           <w:lang w:eastAsia="en-GB"/>
         </w:rPr>
-        <w:pict w14:anchorId="3274E954">
+        <w:pict w14:anchorId="27151DD6">
           <v:rect id="_x0000_i1033" alt="" style="width:451.3pt;height:.05pt;mso-width-percent:0;mso-height-percent:0;mso-width-percent:0;mso-height-percent:0" o:hralign="center" o:hrstd="t" o:hr="t" fillcolor="#a0a0a0" stroked="f"/>
         </w:pict>
       </w:r>
@@ -3289,7 +3287,7 @@
           <w:kern w:val="0"/>
           <w:lang w:eastAsia="en-GB"/>
         </w:rPr>
-        <w:pict w14:anchorId="45AE4AA3">
+        <w:pict w14:anchorId="0AEC095A">
           <v:rect id="_x0000_i1032" alt="" style="width:451.3pt;height:.05pt;mso-width-percent:0;mso-height-percent:0;mso-width-percent:0;mso-height-percent:0" o:hralign="center" o:hrstd="t" o:hr="t" fillcolor="#a0a0a0" stroked="f"/>
         </w:pict>
       </w:r>
@@ -3655,13 +3653,8 @@
         </w:rPr>
       </w:pPr>
       <w:r>
-        <w:rPr>
-          <w:noProof/>
-        </w:rPr>
-      </w:r>
-      <w:r>
-        <w:pict w14:anchorId="5330E63D">
-          <v:rect id="Horizontal Line 7" o:spid="_x0000_s1032" style="width:451.3pt;height:.1pt;visibility:visible;mso-wrap-style:square;mso-left-percent:-10001;mso-top-percent:-10001;mso-position-horizontal:absolute;mso-position-horizontal-relative:char;mso-position-vertical:absolute;mso-position-vertical-relative:line;mso-left-percent:-10001;mso-top-percent:-10001;v-text-anchor:top" o:gfxdata="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" filled="f">
+        <w:pict w14:anchorId="6CE40274">
+          <v:rect id="Horizontal Line 7" o:spid="_x0000_s1032" alt="" style="width:451.3pt;height:.1pt;visibility:visible;mso-wrap-style:square;mso-width-percent:0;mso-height-percent:0;mso-left-percent:-10001;mso-top-percent:-10001;mso-position-horizontal:absolute;mso-position-horizontal-relative:char;mso-position-vertical:absolute;mso-position-vertical-relative:line;mso-width-percent:0;mso-height-percent:0;mso-left-percent:-10001;mso-top-percent:-10001;v-text-anchor:top" filled="f">
             <o:lock v:ext="edit" rotation="t" aspectratio="t" verticies="t" text="t" shapetype="t"/>
             <w10:anchorlock/>
           </v:rect>
@@ -3708,13 +3701,8 @@
         </w:rPr>
       </w:pPr>
       <w:r>
-        <w:rPr>
-          <w:noProof/>
-        </w:rPr>
-      </w:r>
-      <w:r>
-        <w:pict w14:anchorId="5B9DF6DA">
-          <v:rect id="Horizontal Line 8" o:spid="_x0000_s1031" style="width:451.3pt;height:.1pt;visibility:visible;mso-wrap-style:square;mso-left-percent:-10001;mso-top-percent:-10001;mso-position-horizontal:absolute;mso-position-horizontal-relative:char;mso-position-vertical:absolute;mso-position-vertical-relative:line;mso-left-percent:-10001;mso-top-percent:-10001;v-text-anchor:top" o:gfxdata="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" filled="f">
+        <w:pict w14:anchorId="55A332E2">
+          <v:rect id="Horizontal Line 8" o:spid="_x0000_s1031" alt="" style="width:451.3pt;height:.1pt;visibility:visible;mso-wrap-style:square;mso-width-percent:0;mso-height-percent:0;mso-left-percent:-10001;mso-top-percent:-10001;mso-position-horizontal:absolute;mso-position-horizontal-relative:char;mso-position-vertical:absolute;mso-position-vertical-relative:line;mso-width-percent:0;mso-height-percent:0;mso-left-percent:-10001;mso-top-percent:-10001;v-text-anchor:top" filled="f">
             <o:lock v:ext="edit" rotation="t" aspectratio="t" verticies="t" text="t" shapetype="t"/>
             <w10:anchorlock/>
           </v:rect>
@@ -3769,6 +3757,7 @@
           <w:lang w:eastAsia="en-GB"/>
           <w14:ligatures w14:val="none"/>
         </w:rPr>
+        <w:lastRenderedPageBreak/>
         <w:t>Time:</w:t>
       </w:r>
       <w:r>
@@ -3827,7 +3816,6 @@
           <w:lang w:eastAsia="en-GB"/>
           <w14:ligatures w14:val="none"/>
         </w:rPr>
-        <w:lastRenderedPageBreak/>
         <w:t>Explain key ideas without technical jargon:</w:t>
       </w:r>
     </w:p>
@@ -4152,13 +4140,8 @@
         </w:rPr>
       </w:pPr>
       <w:r>
-        <w:rPr>
-          <w:noProof/>
-        </w:rPr>
-      </w:r>
-      <w:r>
-        <w:pict w14:anchorId="39F7C05A">
-          <v:rect id="Horizontal Line 9" o:spid="_x0000_s1030" style="width:451.3pt;height:.1pt;visibility:visible;mso-wrap-style:square;mso-left-percent:-10001;mso-top-percent:-10001;mso-position-horizontal:absolute;mso-position-horizontal-relative:char;mso-position-vertical:absolute;mso-position-vertical-relative:line;mso-left-percent:-10001;mso-top-percent:-10001;v-text-anchor:top" o:gfxdata="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" filled="f">
+        <w:pict w14:anchorId="6B7F6176">
+          <v:rect id="Horizontal Line 9" o:spid="_x0000_s1030" alt="" style="width:451.3pt;height:.1pt;visibility:visible;mso-wrap-style:square;mso-width-percent:0;mso-height-percent:0;mso-left-percent:-10001;mso-top-percent:-10001;mso-position-horizontal:absolute;mso-position-horizontal-relative:char;mso-position-vertical:absolute;mso-position-vertical-relative:line;mso-width-percent:0;mso-height-percent:0;mso-left-percent:-10001;mso-top-percent:-10001;v-text-anchor:top" filled="f">
             <o:lock v:ext="edit" rotation="t" aspectratio="t" verticies="t" text="t" shapetype="t"/>
             <w10:anchorlock/>
           </v:rect>
@@ -4494,6 +4477,7 @@
           <w:lang w:eastAsia="en-GB"/>
           <w14:ligatures w14:val="none"/>
         </w:rPr>
+        <w:lastRenderedPageBreak/>
         <w:t>Discussion:</w:t>
       </w:r>
     </w:p>
@@ -4542,7 +4526,6 @@
           <w:lang w:eastAsia="en-GB"/>
           <w14:ligatures w14:val="none"/>
         </w:rPr>
-        <w:lastRenderedPageBreak/>
         <w:t>limitations</w:t>
       </w:r>
     </w:p>
@@ -4581,13 +4564,8 @@
         </w:rPr>
       </w:pPr>
       <w:r>
-        <w:rPr>
-          <w:noProof/>
-        </w:rPr>
-      </w:r>
-      <w:r>
-        <w:pict w14:anchorId="16310FF7">
-          <v:rect id="Horizontal Line 10" o:spid="_x0000_s1029" style="width:451.3pt;height:.1pt;visibility:visible;mso-wrap-style:square;mso-left-percent:-10001;mso-top-percent:-10001;mso-position-horizontal:absolute;mso-position-horizontal-relative:char;mso-position-vertical:absolute;mso-position-vertical-relative:line;mso-left-percent:-10001;mso-top-percent:-10001;v-text-anchor:top" o:gfxdata="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" filled="f">
+        <w:pict w14:anchorId="57688E2B">
+          <v:rect id="Horizontal Line 10" o:spid="_x0000_s1029" alt="" style="width:451.3pt;height:.1pt;visibility:visible;mso-wrap-style:square;mso-width-percent:0;mso-height-percent:0;mso-left-percent:-10001;mso-top-percent:-10001;mso-position-horizontal:absolute;mso-position-horizontal-relative:char;mso-position-vertical:absolute;mso-position-vertical-relative:line;mso-width-percent:0;mso-height-percent:0;mso-left-percent:-10001;mso-top-percent:-10001;v-text-anchor:top" filled="f">
             <o:lock v:ext="edit" rotation="t" aspectratio="t" verticies="t" text="t" shapetype="t"/>
             <w10:anchorlock/>
           </v:rect>
@@ -5350,13 +5328,8 @@
         </w:rPr>
       </w:pPr>
       <w:r>
-        <w:rPr>
-          <w:noProof/>
-        </w:rPr>
-      </w:r>
-      <w:r>
-        <w:pict w14:anchorId="5C91EC6E">
-          <v:rect id="Horizontal Line 11" o:spid="_x0000_s1028" style="width:451.3pt;height:.1pt;visibility:visible;mso-wrap-style:square;mso-left-percent:-10001;mso-top-percent:-10001;mso-position-horizontal:absolute;mso-position-horizontal-relative:char;mso-position-vertical:absolute;mso-position-vertical-relative:line;mso-left-percent:-10001;mso-top-percent:-10001;v-text-anchor:top" o:gfxdata="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" filled="f">
+        <w:pict w14:anchorId="74F21FF8">
+          <v:rect id="Horizontal Line 11" o:spid="_x0000_s1028" alt="" style="width:451.3pt;height:.1pt;visibility:visible;mso-wrap-style:square;mso-width-percent:0;mso-height-percent:0;mso-left-percent:-10001;mso-top-percent:-10001;mso-position-horizontal:absolute;mso-position-horizontal-relative:char;mso-position-vertical:absolute;mso-position-vertical-relative:line;mso-width-percent:0;mso-height-percent:0;mso-left-percent:-10001;mso-top-percent:-10001;v-text-anchor:top" filled="f">
             <o:lock v:ext="edit" rotation="t" aspectratio="t" verticies="t" text="t" shapetype="t"/>
             <w10:anchorlock/>
           </v:rect>
@@ -5389,6 +5362,7 @@
           <w:lang w:eastAsia="en-GB"/>
           <w14:ligatures w14:val="none"/>
         </w:rPr>
+        <w:lastRenderedPageBreak/>
         <w:t>10. Networking and Individual AI Support Session</w:t>
       </w:r>
     </w:p>
@@ -5440,7 +5414,6 @@
           <w:lang w:eastAsia="en-GB"/>
           <w14:ligatures w14:val="none"/>
         </w:rPr>
-        <w:lastRenderedPageBreak/>
         <w:t>This final session gives participants time to:</w:t>
       </w:r>
     </w:p>
@@ -5914,13 +5887,8 @@
         </w:rPr>
       </w:pPr>
       <w:r>
-        <w:rPr>
-          <w:noProof/>
-        </w:rPr>
-      </w:r>
-      <w:r>
-        <w:pict w14:anchorId="5D7755DB">
-          <v:rect id="Horizontal Line 12" o:spid="_x0000_s1027" style="width:451.3pt;height:.1pt;visibility:visible;mso-wrap-style:square;mso-left-percent:-10001;mso-top-percent:-10001;mso-position-horizontal:absolute;mso-position-horizontal-relative:char;mso-position-vertical:absolute;mso-position-vertical-relative:line;mso-left-percent:-10001;mso-top-percent:-10001;v-text-anchor:top" o:gfxdata="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" filled="f">
+        <w:pict w14:anchorId="70A043D2">
+          <v:rect id="Horizontal Line 12" o:spid="_x0000_s1027" alt="" style="width:451.3pt;height:.1pt;visibility:visible;mso-wrap-style:square;mso-width-percent:0;mso-height-percent:0;mso-left-percent:-10001;mso-top-percent:-10001;mso-position-horizontal:absolute;mso-position-horizontal-relative:char;mso-position-vertical:absolute;mso-position-vertical-relative:line;mso-width-percent:0;mso-height-percent:0;mso-left-percent:-10001;mso-top-percent:-10001;v-text-anchor:top" filled="f">
             <o:lock v:ext="edit" rotation="t" aspectratio="t" verticies="t" text="t" shapetype="t"/>
             <w10:anchorlock/>
           </v:rect>
@@ -6446,6 +6414,7 @@
                 <w:lang w:eastAsia="en-GB"/>
                 <w14:ligatures w14:val="none"/>
               </w:rPr>
+              <w:lastRenderedPageBreak/>
               <w:t>Tools</w:t>
             </w:r>
           </w:p>
@@ -6947,13 +6916,8 @@
         </w:rPr>
       </w:pPr>
       <w:r>
-        <w:rPr>
-          <w:noProof/>
-        </w:rPr>
-      </w:r>
-      <w:r>
-        <w:pict w14:anchorId="419FF28B">
-          <v:rect id="Horizontal Line 13" o:spid="_x0000_s1026" style="width:451.3pt;height:.1pt;visibility:visible;mso-wrap-style:square;mso-left-percent:-10001;mso-top-percent:-10001;mso-position-horizontal:absolute;mso-position-horizontal-relative:char;mso-position-vertical:absolute;mso-position-vertical-relative:line;mso-left-percent:-10001;mso-top-percent:-10001;v-text-anchor:top" o:gfxdata="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" filled="f">
+        <w:pict w14:anchorId="7A4ED0C7">
+          <v:rect id="Horizontal Line 13" o:spid="_x0000_s1026" alt="" style="width:451.3pt;height:.1pt;visibility:visible;mso-wrap-style:square;mso-width-percent:0;mso-height-percent:0;mso-left-percent:-10001;mso-top-percent:-10001;mso-position-horizontal:absolute;mso-position-horizontal-relative:char;mso-position-vertical:absolute;mso-position-vertical-relative:line;mso-width-percent:0;mso-height-percent:0;mso-left-percent:-10001;mso-top-percent:-10001;v-text-anchor:top" filled="f">
             <o:lock v:ext="edit" rotation="t" aspectratio="t" verticies="t" text="t" shapetype="t"/>
             <w10:anchorlock/>
           </v:rect>
